--- a/Reports/paper 7.docx
+++ b/Reports/paper 7.docx
@@ -272,24 +272,19 @@
         <w:t>The paper introduces the real-time, ultra-large-scale, high-resolution (RUSH) macroscope. It breaks the SBP bottleneck using a "flat-curved-flat" imaging strategy. Instead of forcing a massive flat image plane,</w:t>
       </w:r>
       <w:r>
+        <w:t xml:space="preserve"> which induces severe optical aberrations like field curvature at large scales</w:t>
+      </w:r>
+      <w:r>
+        <w:t>;</w:t>
+      </w:r>
+      <w:r>
+        <w:t xml:space="preserve"> the custom objective magnifies the sample onto a concave intermediate spherical image surface. This surface is then divided and seamlessly relayed to</w:t>
+      </w:r>
+      <w:r>
         <w:t xml:space="preserve"> </w:t>
       </w:r>
       <w:r>
-        <w:t>which induces severe optical aberrations like field curvature at large scales</w:t>
-      </w:r>
-      <w:r>
-        <w:t>;</w:t>
-      </w:r>
-      <w:r>
-        <w:t xml:space="preserve"> the custom objective magnifies the sample onto a concave intermediate spherical image surface. This surface is then divided and seamlessly relayed to 35 parallel </w:t>
-      </w:r>
-      <w:proofErr w:type="spellStart"/>
-      <w:r>
-        <w:t>sCMOS</w:t>
-      </w:r>
-      <w:proofErr w:type="spellEnd"/>
-      <w:r>
-        <w:t xml:space="preserve"> cameras.</w:t>
+        <w:t>parallel sCMOS cameras.</w:t>
       </w:r>
     </w:p>
     <w:p>
@@ -358,20 +353,12 @@
         </w:rPr>
         <w:t xml:space="preserve">The setup projects a spherical intermediate image, which is then divided and relayed by a 5x7 relay lens array onto 35 individual </w:t>
       </w:r>
-      <w:proofErr w:type="spellStart"/>
       <w:r>
         <w:rPr>
           <w:rStyle w:val="citation-399"/>
         </w:rPr>
         <w:lastRenderedPageBreak/>
-        <w:t>sCMOS</w:t>
-      </w:r>
-      <w:proofErr w:type="spellEnd"/>
-      <w:r>
-        <w:rPr>
-          <w:rStyle w:val="citation-399"/>
-        </w:rPr>
-        <w:t xml:space="preserve"> sensors</w:t>
+        <w:t>sCMOS sensors</w:t>
       </w:r>
       <w:r>
         <w:t xml:space="preserve">. </w:t>
@@ -384,6 +371,129 @@
       </w:r>
       <w:r>
         <w:t>.</w:t>
+      </w:r>
+    </w:p>
+    <w:p>
+      <w:pPr>
+        <w:keepNext/>
+        <w:ind w:left="360"/>
+        <w:jc w:val="both"/>
+      </w:pPr>
+      <w:r>
+        <w:rPr>
+          <w:noProof/>
+        </w:rPr>
+        <w:drawing>
+          <wp:inline distT="0" distB="0" distL="0" distR="0" wp14:anchorId="66405584" wp14:editId="2752F913">
+            <wp:extent cx="5731510" cy="4570095"/>
+            <wp:effectExtent l="0" t="0" r="2540" b="1905"/>
+            <wp:docPr id="590042135" name="Picture 1" descr="Fig. 1: Schematic and characterization of a RUSH system."/>
+            <wp:cNvGraphicFramePr>
+              <a:graphicFrameLocks xmlns:a="http://schemas.openxmlformats.org/drawingml/2006/main" noChangeAspect="1"/>
+            </wp:cNvGraphicFramePr>
+            <a:graphic xmlns:a="http://schemas.openxmlformats.org/drawingml/2006/main">
+              <a:graphicData uri="http://schemas.openxmlformats.org/drawingml/2006/picture">
+                <pic:pic xmlns:pic="http://schemas.openxmlformats.org/drawingml/2006/picture">
+                  <pic:nvPicPr>
+                    <pic:cNvPr id="0" name="Picture 1" descr="Fig. 1: Schematic and characterization of a RUSH system."/>
+                    <pic:cNvPicPr>
+                      <a:picLocks noChangeAspect="1" noChangeArrowheads="1"/>
+                    </pic:cNvPicPr>
+                  </pic:nvPicPr>
+                  <pic:blipFill>
+                    <a:blip r:embed="rId7" cstate="print">
+                      <a:extLst>
+                        <a:ext uri="{28A0092B-C50C-407E-A947-70E740481C1C}">
+                          <a14:useLocalDpi xmlns:a14="http://schemas.microsoft.com/office/drawing/2010/main" val="0"/>
+                        </a:ext>
+                      </a:extLst>
+                    </a:blip>
+                    <a:srcRect/>
+                    <a:stretch>
+                      <a:fillRect/>
+                    </a:stretch>
+                  </pic:blipFill>
+                  <pic:spPr bwMode="auto">
+                    <a:xfrm>
+                      <a:off x="0" y="0"/>
+                      <a:ext cx="5731510" cy="4570095"/>
+                    </a:xfrm>
+                    <a:prstGeom prst="rect">
+                      <a:avLst/>
+                    </a:prstGeom>
+                    <a:noFill/>
+                    <a:ln>
+                      <a:noFill/>
+                    </a:ln>
+                  </pic:spPr>
+                </pic:pic>
+              </a:graphicData>
+            </a:graphic>
+          </wp:inline>
+        </w:drawing>
+      </w:r>
+    </w:p>
+    <w:p>
+      <w:pPr>
+        <w:pStyle w:val="Caption"/>
+        <w:jc w:val="both"/>
+      </w:pPr>
+      <w:r>
+        <w:t xml:space="preserve">Figure </w:t>
+      </w:r>
+      <w:r>
+        <w:fldChar w:fldCharType="begin"/>
+      </w:r>
+      <w:r>
+        <w:instrText xml:space="preserve"> SEQ Figure \* ARABIC </w:instrText>
+      </w:r>
+      <w:r>
+        <w:fldChar w:fldCharType="separate"/>
+      </w:r>
+      <w:r>
+        <w:rPr>
+          <w:noProof/>
+        </w:rPr>
+        <w:t>1</w:t>
+      </w:r>
+      <w:r>
+        <w:fldChar w:fldCharType="end"/>
+      </w:r>
+      <w:r>
+        <w:t xml:space="preserve"> </w:t>
+      </w:r>
+      <w:r>
+        <w:t>a, Diagram of the RUSH system.</w:t>
+      </w:r>
+      <w:r>
+        <w:t xml:space="preserve"> </w:t>
+      </w:r>
+      <w:r>
+        <w:t>b, Illustration of the FOV of the RUSH system. Scale bar, 2,000</w:t>
+      </w:r>
+      <w:r>
+        <w:rPr>
+          <w:rFonts w:ascii="Arial" w:hAnsi="Arial" w:cs="Arial"/>
+        </w:rPr>
+        <w:t> </w:t>
+      </w:r>
+      <w:r>
+        <w:rPr>
+          <w:rFonts w:ascii="Aptos" w:hAnsi="Aptos" w:cs="Aptos"/>
+        </w:rPr>
+        <w:t>μ</w:t>
+      </w:r>
+      <w:r>
+        <w:t>m.</w:t>
+      </w:r>
+      <w:r>
+        <w:rPr>
+          <w:rFonts w:ascii="Aptos" w:hAnsi="Aptos" w:cs="Aptos"/>
+        </w:rPr>
+        <w:t> </w:t>
+      </w:r>
+      <w:r>
+        <w:t>c, Average FWHM of the 500-nm-diameter fluorescence beads across the whole FOV.</w:t>
       </w:r>
     </w:p>
     <w:p>
@@ -505,13 +615,14 @@
         <w:jc w:val="both"/>
       </w:pPr>
       <w:r>
+        <w:lastRenderedPageBreak/>
         <w:t>Ex Vivo Human Tissue Studies</w:t>
       </w:r>
       <w:r>
         <w:t>: T</w:t>
       </w:r>
       <w:r>
-        <w:t>o demonstrate clinical and systemic relevance, the study design incorporated acute human cortical slices obtained from epilepsy patients. The slices were loaded with OGB1-AM calcium indicator. The protocol included observing both spontaneous calcium waves and evoked recurrent network activity triggered by a bipolar electrode delivering electrical shocks.</w:t>
+        <w:t>o demonstrate clinical relevance, the study design incorporated acute human cortical slices obtained from epilepsy patients. The slices were loaded with OGB1-AM calcium indicator. The protocol included observing both spontaneous calcium waves and evoked recurrent network activity triggered by a bipolar electrode delivering electrical shocks.</w:t>
       </w:r>
     </w:p>
     <w:p>
@@ -558,15 +669,13 @@
         <w:jc w:val="both"/>
       </w:pPr>
       <w:r>
-        <w:t xml:space="preserve">The RUSH platform successfully achieved a 10 x 12 mm^2 FOV with a uniform lateral resolution of 1.20 µm (after deconvolution). Operating the 35 </w:t>
-      </w:r>
-      <w:proofErr w:type="spellStart"/>
-      <w:r>
-        <w:t>sCMOS</w:t>
-      </w:r>
-      <w:proofErr w:type="spellEnd"/>
-      <w:r>
-        <w:t xml:space="preserve"> cameras in parallel yielded a massive data throughput of 5.1 gigapixels per second. Biologically, the system successfully tracked the propagation of epileptiform activity, revealing inconsistent wave directions and wave-splitting. </w:t>
+        <w:t>The RUSH platform successfully achieved a 10</w:t>
+      </w:r>
+      <w:r>
+        <w:t xml:space="preserve"> mm</w:t>
+      </w:r>
+      <w:r>
+        <w:t xml:space="preserve"> x 12 mm FOV with a uniform lateral resolution of 1.20 µm (after deconvolution). Operating the 35 sCMOS cameras in parallel yielded a massive data throughput of 5.1 gigapixels per second. Biologically, the system successfully tracked the propagation of epileptiform activity, revealing inconsistent wave directions and wave-splitting. </w:t>
       </w:r>
       <w:r>
         <w:rPr>
@@ -594,11 +703,9 @@
       <w:r>
         <w:t xml:space="preserve">By utilizing a flat-curved-flat optical cascade, the RUSH macroscope successfully breaks the space-bandwidth product bottleneck. It enables, for the first time, video-rate, gigapixel imaging of biological dynamics at the </w:t>
       </w:r>
-      <w:proofErr w:type="spellStart"/>
-      <w:r>
-        <w:t>centimeter</w:t>
-      </w:r>
-      <w:proofErr w:type="spellEnd"/>
+      <w:r>
+        <w:t>centimetre</w:t>
+      </w:r>
       <w:r>
         <w:t xml:space="preserve"> scale while maintaining sub-cellular resolution, paving the way for advanced studies in systems biology and immunology.</w:t>
       </w:r>
@@ -616,7 +723,6 @@
           <w:sz w:val="32"/>
           <w:szCs w:val="32"/>
         </w:rPr>
-        <w:lastRenderedPageBreak/>
         <w:t>3. Abstract</w:t>
       </w:r>
     </w:p>
@@ -635,37 +741,33 @@
         </w:rPr>
         <w:t xml:space="preserve">Systems biology relies heavily on understanding how localized cellular events cascade into macroscopic physiological </w:t>
       </w:r>
-      <w:proofErr w:type="spellStart"/>
       <w:r>
         <w:rPr>
           <w:sz w:val="24"/>
           <w:szCs w:val="24"/>
         </w:rPr>
-        <w:t>behaviors</w:t>
-      </w:r>
-      <w:proofErr w:type="spellEnd"/>
+        <w:t>behaviours</w:t>
+      </w:r>
       <w:r>
         <w:rPr>
           <w:sz w:val="24"/>
           <w:szCs w:val="24"/>
         </w:rPr>
-        <w:t xml:space="preserve">. However, modern optical microscopy is severely limited by scale-dependent geometric aberrations, forcing researchers to choose between a large field of view (FOV) or high spatial resolution. This paper introduces the RUSH macroscope, an imaging platform that circumvents this bottleneck by employing a flat-curved-flat optical relay. By projecting a 10 x 12 mm^2 object plane onto a spherical intermediate surface, the system actively mitigates field curvature. This surface is then split across 35 parallel </w:t>
-      </w:r>
-      <w:proofErr w:type="spellStart"/>
+        <w:t>. However, modern optical microscopy is severely limited by scale-dependent geometric aberrations, forcing researchers to choose between a large field of view (FOV) or high spatial resolution. This paper introduces the RUSH macroscope, an imaging platform that circumvents this bottleneck by employing a flat-curved-flat optical relay. By projecting a 10</w:t>
+      </w:r>
       <w:r>
         <w:rPr>
           <w:sz w:val="24"/>
           <w:szCs w:val="24"/>
         </w:rPr>
-        <w:t>sCMOS</w:t>
-      </w:r>
-      <w:proofErr w:type="spellEnd"/>
+        <w:t xml:space="preserve"> mm</w:t>
+      </w:r>
       <w:r>
         <w:rPr>
           <w:sz w:val="24"/>
           <w:szCs w:val="24"/>
         </w:rPr>
-        <w:t xml:space="preserve"> sensors, achieving a uniform 1.2 µm resolution at a video rate of 30 frames per second. RUSH delivers a staggering 5.1 gigapixels per second of data throughput, successfully demonstrated through the tracking of epileptiform waves in human brain tissue and brain-wide neurovascular coupling in awake mice.</w:t>
+        <w:t xml:space="preserve"> x 12 mm object plane onto a spherical intermediate surface, the system actively mitigates field curvature. This surface is then split across 35 parallel sCMOS sensors, achieving a uniform 1.2 µm resolution at a video rate of 30 frames per second. RUSH delivers a staggering 5.1 gigapixels per second of data throughput, successfully demonstrated through the tracking of epileptiform waves in human brain tissue and brain-wide neurovascular coupling in awake mice.</w:t>
       </w:r>
     </w:p>
     <w:p>
@@ -697,7 +799,15 @@
           <w:sz w:val="24"/>
           <w:szCs w:val="24"/>
         </w:rPr>
-        <w:t>The primary novelty lies in translating astronomical telescope design principles (using curved image surfaces) into a microscopy framework. The integration of 14 custom optical elements to deliberately create a concave intermediate image</w:t>
+        <w:t xml:space="preserve">The primary novelty lies in translating astronomical telescope design principles (using curved image surfaces) into a microscopy framework. The integration of 14 custom </w:t>
+      </w:r>
+      <w:r>
+        <w:rPr>
+          <w:sz w:val="24"/>
+          <w:szCs w:val="24"/>
+        </w:rPr>
+        <w:lastRenderedPageBreak/>
+        <w:t>optical elements to deliberately create a concave intermediate image</w:t>
       </w:r>
       <w:r>
         <w:rPr>
@@ -831,36 +941,20 @@
           <w:sz w:val="24"/>
           <w:szCs w:val="24"/>
         </w:rPr>
-        <w:t xml:space="preserve"> The necessity of 35 precisely aligned, water-cooled </w:t>
-      </w:r>
-      <w:proofErr w:type="spellStart"/>
+        <w:t xml:space="preserve"> The necessity of 35 precisely aligned, water-cooled sCMOS cameras and highly specialized custom optics makes the RUSH system cost-prohibitive and difficult to adop</w:t>
+      </w:r>
       <w:r>
         <w:rPr>
           <w:sz w:val="24"/>
           <w:szCs w:val="24"/>
         </w:rPr>
-        <w:t>sCMOS</w:t>
-      </w:r>
-      <w:proofErr w:type="spellEnd"/>
+        <w:t>t</w:t>
+      </w:r>
       <w:r>
         <w:rPr>
           <w:sz w:val="24"/>
           <w:szCs w:val="24"/>
         </w:rPr>
-        <w:t xml:space="preserve"> cameras and highly specialized custom optics makes the RUSH system cost-prohibitive and difficult to adop</w:t>
-      </w:r>
-      <w:r>
-        <w:rPr>
-          <w:sz w:val="24"/>
-          <w:szCs w:val="24"/>
-        </w:rPr>
-        <w:t>t</w:t>
-      </w:r>
-      <w:r>
-        <w:rPr>
-          <w:sz w:val="24"/>
-          <w:szCs w:val="24"/>
-        </w:rPr>
         <w:t>.</w:t>
       </w:r>
     </w:p>
@@ -880,10 +974,68 @@
         <w:t>6. Your final thoughts</w:t>
       </w:r>
     </w:p>
-    <w:p/>
+    <w:p>
+      <w:pPr>
+        <w:jc w:val="both"/>
+      </w:pPr>
+      <w:r>
+        <w:t>Instead of correcting curvature and trying to achieve planar flat image, they</w:t>
+      </w:r>
+      <w:r>
+        <w:t xml:space="preserve"> project</w:t>
+      </w:r>
+      <w:r>
+        <w:t>ed</w:t>
+      </w:r>
+      <w:r>
+        <w:t xml:space="preserve"> a curved intermediate image and plac</w:t>
+      </w:r>
+      <w:r>
+        <w:t>ed</w:t>
+      </w:r>
+      <w:r>
+        <w:t xml:space="preserve"> the </w:t>
+      </w:r>
+      <w:r>
+        <w:t>centre</w:t>
+      </w:r>
+      <w:r>
+        <w:t xml:space="preserve"> of that sphere at the exit pupil</w:t>
+      </w:r>
+      <w:r>
+        <w:t xml:space="preserve"> to</w:t>
+      </w:r>
+      <w:r>
+        <w:t xml:space="preserve"> achieve uniform resolution across a massive</w:t>
+      </w:r>
+      <w:r>
+        <w:t xml:space="preserve"> field. </w:t>
+      </w:r>
+      <w:r>
+        <w:t xml:space="preserve">While RUSH uses </w:t>
+      </w:r>
+      <w:r>
+        <w:t>complex</w:t>
+      </w:r>
+      <w:r>
+        <w:t xml:space="preserve"> hardware to capture a massive flat field, our takeaway should be computational. If we combine their parallel-acquisition architecture with our </w:t>
+      </w:r>
+      <w:r>
+        <w:t>concepts</w:t>
+      </w:r>
+      <w:r>
+        <w:t xml:space="preserve"> in FPM and multislice algorithms, we could build a system that captures large-scale, 3D biological dynamics without the need for a 14-element custom objective.</w:t>
+      </w:r>
+      <w:r>
+        <w:t xml:space="preserve"> </w:t>
+      </w:r>
+      <w:r>
+        <w:t>If we allow for a curved intermediate plane and instead correct the geometry computationally (or via a simpler split-sensor relay), we might achieve larger FOVs with fewer complex, expensive lenses.</w:t>
+      </w:r>
+    </w:p>
     <w:p/>
     <w:sectPr>
-      <w:footerReference w:type="default" r:id="rId7"/>
+      <w:footerReference w:type="default" r:id="rId8"/>
       <w:pgSz w:w="11906" w:h="16838"/>
       <w:pgMar w:top="1440" w:right="1440" w:bottom="1440" w:left="1440" w:header="708" w:footer="708" w:gutter="0"/>
       <w:cols w:space="708"/>
@@ -2605,7 +2757,6 @@
     <w:basedOn w:val="Normal"/>
     <w:next w:val="Normal"/>
     <w:uiPriority w:val="35"/>
-    <w:semiHidden/>
     <w:unhideWhenUsed/>
     <w:qFormat/>
     <w:rsid w:val="002C5FCC"/>
